--- a/public/labs/os/kmp-24/ЛР11_ОС_Інсталяція_та_налаштування_ОС.docx
+++ b/public/labs/os/kmp-24/ЛР11_ОС_Інсталяція_та_налаштування_ОС.docx
@@ -145,6 +145,7 @@
           <w:p>
             <w:pPr>
               <w:pStyle w:val="Compact"/>
+              <w:spacing w:before="0" w:after="0" w:line="240" w:lineRule="auto"/>
             </w:pPr>
             <w:r>
               <w:t xml:space="preserve">Ознака</w:t>
@@ -156,6 +157,7 @@
           <w:p>
             <w:pPr>
               <w:pStyle w:val="Compact"/>
+              <w:spacing w:before="0" w:after="0" w:line="240" w:lineRule="auto"/>
             </w:pPr>
             <w:r>
               <w:t xml:space="preserve">BIOS + MBR</w:t>
@@ -167,6 +169,7 @@
           <w:p>
             <w:pPr>
               <w:pStyle w:val="Compact"/>
+              <w:spacing w:before="0" w:after="0" w:line="240" w:lineRule="auto"/>
             </w:pPr>
             <w:r>
               <w:t xml:space="preserve">UEFI + GPT</w:t>
@@ -180,6 +183,7 @@
           <w:p>
             <w:pPr>
               <w:pStyle w:val="Compact"/>
+              <w:spacing w:before="0" w:after="0" w:line="240" w:lineRule="auto"/>
             </w:pPr>
             <w:r>
               <w:t xml:space="preserve">Де лежить завантажувач</w:t>
@@ -191,6 +195,7 @@
           <w:p>
             <w:pPr>
               <w:pStyle w:val="Compact"/>
+              <w:spacing w:before="0" w:after="0" w:line="240" w:lineRule="auto"/>
             </w:pPr>
             <w:r>
               <w:t xml:space="preserve">у першому секторі диска (446 байтів коду)</w:t>
@@ -202,6 +207,7 @@
           <w:p>
             <w:pPr>
               <w:pStyle w:val="Compact"/>
+              <w:spacing w:before="0" w:after="0" w:line="240" w:lineRule="auto"/>
             </w:pPr>
             <w:r>
               <w:t xml:space="preserve">у файлі на розділі EFI</w:t>
@@ -215,6 +221,7 @@
           <w:p>
             <w:pPr>
               <w:pStyle w:val="Compact"/>
+              <w:spacing w:before="0" w:after="0" w:line="240" w:lineRule="auto"/>
             </w:pPr>
             <w:r>
               <w:t xml:space="preserve">Максимальний розмір диска</w:t>
@@ -226,6 +233,7 @@
           <w:p>
             <w:pPr>
               <w:pStyle w:val="Compact"/>
+              <w:spacing w:before="0" w:after="0" w:line="240" w:lineRule="auto"/>
             </w:pPr>
             <w:r>
               <w:t xml:space="preserve">2 ТБ</w:t>
@@ -237,6 +245,7 @@
           <w:p>
             <w:pPr>
               <w:pStyle w:val="Compact"/>
+              <w:spacing w:before="0" w:after="0" w:line="240" w:lineRule="auto"/>
             </w:pPr>
             <w:r>
               <w:t xml:space="preserve">9,4 ЗБ (практично без обмежень)</w:t>
@@ -250,6 +259,7 @@
           <w:p>
             <w:pPr>
               <w:pStyle w:val="Compact"/>
+              <w:spacing w:before="0" w:after="0" w:line="240" w:lineRule="auto"/>
             </w:pPr>
             <w:r>
               <w:t xml:space="preserve">Кількість основних розділів</w:t>
@@ -261,6 +271,7 @@
           <w:p>
             <w:pPr>
               <w:pStyle w:val="Compact"/>
+              <w:spacing w:before="0" w:after="0" w:line="240" w:lineRule="auto"/>
             </w:pPr>
             <w:r>
               <w:t xml:space="preserve">4 (більше — через розширений)</w:t>
@@ -272,6 +283,7 @@
           <w:p>
             <w:pPr>
               <w:pStyle w:val="Compact"/>
+              <w:spacing w:before="0" w:after="0" w:line="240" w:lineRule="auto"/>
             </w:pPr>
             <w:r>
               <w:t xml:space="preserve">128 і більше</w:t>
@@ -285,6 +297,7 @@
           <w:p>
             <w:pPr>
               <w:pStyle w:val="Compact"/>
+              <w:spacing w:before="0" w:after="0" w:line="240" w:lineRule="auto"/>
             </w:pPr>
             <w:r>
               <w:t xml:space="preserve">Резервна копія таблиці</w:t>
@@ -296,6 +309,7 @@
           <w:p>
             <w:pPr>
               <w:pStyle w:val="Compact"/>
+              <w:spacing w:before="0" w:after="0" w:line="240" w:lineRule="auto"/>
             </w:pPr>
             <w:r>
               <w:t xml:space="preserve">немає</w:t>
@@ -307,6 +321,7 @@
           <w:p>
             <w:pPr>
               <w:pStyle w:val="Compact"/>
+              <w:spacing w:before="0" w:after="0" w:line="240" w:lineRule="auto"/>
             </w:pPr>
             <w:r>
               <w:t xml:space="preserve">є, у кінці диска</w:t>
@@ -320,6 +335,7 @@
           <w:p>
             <w:pPr>
               <w:pStyle w:val="Compact"/>
+              <w:spacing w:before="0" w:after="0" w:line="240" w:lineRule="auto"/>
             </w:pPr>
             <w:r>
               <w:t xml:space="preserve">Перевірка підпису завантажувача</w:t>
@@ -331,6 +347,7 @@
           <w:p>
             <w:pPr>
               <w:pStyle w:val="Compact"/>
+              <w:spacing w:before="0" w:after="0" w:line="240" w:lineRule="auto"/>
             </w:pPr>
             <w:r>
               <w:t xml:space="preserve">немає</w:t>
@@ -342,6 +359,7 @@
           <w:p>
             <w:pPr>
               <w:pStyle w:val="Compact"/>
+              <w:spacing w:before="0" w:after="0" w:line="240" w:lineRule="auto"/>
             </w:pPr>
             <w:r>
               <w:t xml:space="preserve">Secure Boot</w:t>
@@ -355,6 +373,7 @@
           <w:p>
             <w:pPr>
               <w:pStyle w:val="Compact"/>
+              <w:spacing w:before="0" w:after="0" w:line="240" w:lineRule="auto"/>
             </w:pPr>
             <w:r>
               <w:t xml:space="preserve">Статус</w:t>
@@ -366,6 +385,7 @@
           <w:p>
             <w:pPr>
               <w:pStyle w:val="Compact"/>
+              <w:spacing w:before="0" w:after="0" w:line="240" w:lineRule="auto"/>
             </w:pPr>
             <w:r>
               <w:t xml:space="preserve">застаріла</w:t>
@@ -377,6 +397,7 @@
           <w:p>
             <w:pPr>
               <w:pStyle w:val="Compact"/>
+              <w:spacing w:before="0" w:after="0" w:line="240" w:lineRule="auto"/>
             </w:pPr>
             <w:r>
               <w:t xml:space="preserve">стандарт із 2010-х</w:t>
@@ -441,8 +462,8 @@
       <w:tblPr>
         <w:tblStyle w:val="Table"/>
         <w:tblW w:type="dxa" w:w="9637"/>
+        <w:tblLayout w:type="fixed"/>
         <w:tblLook w:firstRow="1" w:lastRow="0" w:firstColumn="0" w:lastColumn="0" w:noHBand="0" w:noVBand="0" w:val="0020"/>
-        <w:tblLayout w:type="fixed"/>
       </w:tblPr>
       <w:tblGrid>
         <w:gridCol w:w="1927"/>
@@ -460,6 +481,7 @@
           <w:p>
             <w:pPr>
               <w:pStyle w:val="Compact"/>
+              <w:spacing w:before="0" w:after="0" w:line="240" w:lineRule="auto"/>
             </w:pPr>
             <w:r>
               <w:t xml:space="preserve">Розділ</w:t>
@@ -471,6 +493,7 @@
           <w:p>
             <w:pPr>
               <w:pStyle w:val="Compact"/>
+              <w:spacing w:before="0" w:after="0" w:line="240" w:lineRule="auto"/>
             </w:pPr>
             <w:r>
               <w:t xml:space="preserve">Розмір</w:t>
@@ -482,6 +505,7 @@
           <w:p>
             <w:pPr>
               <w:pStyle w:val="Compact"/>
+              <w:spacing w:before="0" w:after="0" w:line="240" w:lineRule="auto"/>
             </w:pPr>
             <w:r>
               <w:t xml:space="preserve">Файлова система</w:t>
@@ -493,6 +517,7 @@
           <w:p>
             <w:pPr>
               <w:pStyle w:val="Compact"/>
+              <w:spacing w:before="0" w:after="0" w:line="240" w:lineRule="auto"/>
             </w:pPr>
             <w:r>
               <w:t xml:space="preserve">Точка монтування</w:t>
@@ -504,6 +529,7 @@
           <w:p>
             <w:pPr>
               <w:pStyle w:val="Compact"/>
+              <w:spacing w:before="0" w:after="0" w:line="240" w:lineRule="auto"/>
             </w:pPr>
             <w:r>
               <w:t xml:space="preserve">Призначення</w:t>
@@ -517,6 +543,7 @@
           <w:p>
             <w:pPr>
               <w:pStyle w:val="Compact"/>
+              <w:spacing w:before="0" w:after="0" w:line="240" w:lineRule="auto"/>
             </w:pPr>
             <w:r>
               <w:t xml:space="preserve">EFI (ESP)</w:t>
@@ -528,6 +555,7 @@
           <w:p>
             <w:pPr>
               <w:pStyle w:val="Compact"/>
+              <w:spacing w:before="0" w:after="0" w:line="240" w:lineRule="auto"/>
             </w:pPr>
             <w:r>
               <w:t xml:space="preserve">512 МБ</w:t>
@@ -539,6 +567,7 @@
           <w:p>
             <w:pPr>
               <w:pStyle w:val="Compact"/>
+              <w:spacing w:before="0" w:after="0" w:line="240" w:lineRule="auto"/>
             </w:pPr>
             <w:r>
               <w:t xml:space="preserve">FAT32</w:t>
@@ -550,6 +579,7 @@
           <w:p>
             <w:pPr>
               <w:pStyle w:val="Compact"/>
+              <w:spacing w:before="0" w:after="0" w:line="240" w:lineRule="auto"/>
             </w:pPr>
             <w:r>
               <w:rPr>
@@ -564,6 +594,7 @@
           <w:p>
             <w:pPr>
               <w:pStyle w:val="Compact"/>
+              <w:spacing w:before="0" w:after="0" w:line="240" w:lineRule="auto"/>
             </w:pPr>
             <w:r>
               <w:t xml:space="preserve">завантажувач</w:t>
@@ -577,6 +608,7 @@
           <w:p>
             <w:pPr>
               <w:pStyle w:val="Compact"/>
+              <w:spacing w:before="0" w:after="0" w:line="240" w:lineRule="auto"/>
             </w:pPr>
             <w:r>
               <w:t xml:space="preserve">Кореневий</w:t>
@@ -588,6 +620,7 @@
           <w:p>
             <w:pPr>
               <w:pStyle w:val="Compact"/>
+              <w:spacing w:before="0" w:after="0" w:line="240" w:lineRule="auto"/>
             </w:pPr>
             <w:r>
               <w:t xml:space="preserve">15 ГБ</w:t>
@@ -599,6 +632,7 @@
           <w:p>
             <w:pPr>
               <w:pStyle w:val="Compact"/>
+              <w:spacing w:before="0" w:after="0" w:line="240" w:lineRule="auto"/>
             </w:pPr>
             <w:r>
               <w:t xml:space="preserve">ext4</w:t>
@@ -610,6 +644,7 @@
           <w:p>
             <w:pPr>
               <w:pStyle w:val="Compact"/>
+              <w:spacing w:before="0" w:after="0" w:line="240" w:lineRule="auto"/>
             </w:pPr>
             <w:r>
               <w:rPr>
@@ -624,6 +659,7 @@
           <w:p>
             <w:pPr>
               <w:pStyle w:val="Compact"/>
+              <w:spacing w:before="0" w:after="0" w:line="240" w:lineRule="auto"/>
             </w:pPr>
             <w:r>
               <w:t xml:space="preserve">система й програми</w:t>
@@ -637,6 +673,7 @@
           <w:p>
             <w:pPr>
               <w:pStyle w:val="Compact"/>
+              <w:spacing w:before="0" w:after="0" w:line="240" w:lineRule="auto"/>
             </w:pPr>
             <w:r>
               <w:t xml:space="preserve">Домашній</w:t>
@@ -648,6 +685,7 @@
           <w:p>
             <w:pPr>
               <w:pStyle w:val="Compact"/>
+              <w:spacing w:before="0" w:after="0" w:line="240" w:lineRule="auto"/>
             </w:pPr>
             <w:r>
               <w:t xml:space="preserve">решта</w:t>
@@ -659,6 +697,7 @@
           <w:p>
             <w:pPr>
               <w:pStyle w:val="Compact"/>
+              <w:spacing w:before="0" w:after="0" w:line="240" w:lineRule="auto"/>
             </w:pPr>
             <w:r>
               <w:t xml:space="preserve">ext4</w:t>
@@ -670,6 +709,7 @@
           <w:p>
             <w:pPr>
               <w:pStyle w:val="Compact"/>
+              <w:spacing w:before="0" w:after="0" w:line="240" w:lineRule="auto"/>
             </w:pPr>
             <w:r>
               <w:rPr>
@@ -684,6 +724,7 @@
           <w:p>
             <w:pPr>
               <w:pStyle w:val="Compact"/>
+              <w:spacing w:before="0" w:after="0" w:line="240" w:lineRule="auto"/>
             </w:pPr>
             <w:r>
               <w:t xml:space="preserve">дані користувача</w:t>
@@ -697,6 +738,7 @@
           <w:p>
             <w:pPr>
               <w:pStyle w:val="Compact"/>
+              <w:spacing w:before="0" w:after="0" w:line="240" w:lineRule="auto"/>
             </w:pPr>
             <w:r>
               <w:t xml:space="preserve">Підкачка</w:t>
@@ -708,6 +750,7 @@
           <w:p>
             <w:pPr>
               <w:pStyle w:val="Compact"/>
+              <w:spacing w:before="0" w:after="0" w:line="240" w:lineRule="auto"/>
             </w:pPr>
             <w:r>
               <w:t xml:space="preserve">2 ГБ</w:t>
@@ -719,6 +762,7 @@
           <w:p>
             <w:pPr>
               <w:pStyle w:val="Compact"/>
+              <w:spacing w:before="0" w:after="0" w:line="240" w:lineRule="auto"/>
             </w:pPr>
             <w:r>
               <w:t xml:space="preserve">swap</w:t>
@@ -730,6 +774,7 @@
           <w:p>
             <w:pPr>
               <w:pStyle w:val="Compact"/>
+              <w:spacing w:before="0" w:after="0" w:line="240" w:lineRule="auto"/>
             </w:pPr>
             <w:r>
               <w:t xml:space="preserve">—</w:t>
@@ -741,6 +786,7 @@
           <w:p>
             <w:pPr>
               <w:pStyle w:val="Compact"/>
+              <w:spacing w:before="0" w:after="0" w:line="240" w:lineRule="auto"/>
             </w:pPr>
             <w:r>
               <w:t xml:space="preserve">вивантаження сторінок</w:t>
@@ -879,6 +925,7 @@
           <w:p>
             <w:pPr>
               <w:pStyle w:val="Compact"/>
+              <w:spacing w:before="0" w:after="0" w:line="240" w:lineRule="auto"/>
             </w:pPr>
             <w:r>
               <w:t xml:space="preserve">Система</w:t>
@@ -890,6 +937,7 @@
           <w:p>
             <w:pPr>
               <w:pStyle w:val="Compact"/>
+              <w:spacing w:before="0" w:after="0" w:line="240" w:lineRule="auto"/>
             </w:pPr>
             <w:r>
               <w:t xml:space="preserve">Де застосовують</w:t>
@@ -901,6 +949,7 @@
           <w:p>
             <w:pPr>
               <w:pStyle w:val="Compact"/>
+              <w:spacing w:before="0" w:after="0" w:line="240" w:lineRule="auto"/>
             </w:pPr>
             <w:r>
               <w:t xml:space="preserve">Особливості</w:t>
@@ -914,6 +963,7 @@
           <w:p>
             <w:pPr>
               <w:pStyle w:val="Compact"/>
+              <w:spacing w:before="0" w:after="0" w:line="240" w:lineRule="auto"/>
             </w:pPr>
             <w:r>
               <w:t xml:space="preserve">ext4</w:t>
@@ -925,6 +975,7 @@
           <w:p>
             <w:pPr>
               <w:pStyle w:val="Compact"/>
+              <w:spacing w:before="0" w:after="0" w:line="240" w:lineRule="auto"/>
             </w:pPr>
             <w:r>
               <w:t xml:space="preserve">типовий вибір для Linux</w:t>
@@ -936,6 +987,7 @@
           <w:p>
             <w:pPr>
               <w:pStyle w:val="Compact"/>
+              <w:spacing w:before="0" w:after="0" w:line="240" w:lineRule="auto"/>
             </w:pPr>
             <w:r>
               <w:t xml:space="preserve">журналювання, стабільність, простота</w:t>
@@ -949,6 +1001,7 @@
           <w:p>
             <w:pPr>
               <w:pStyle w:val="Compact"/>
+              <w:spacing w:before="0" w:after="0" w:line="240" w:lineRule="auto"/>
             </w:pPr>
             <w:r>
               <w:t xml:space="preserve">Btrfs</w:t>
@@ -960,6 +1013,7 @@
           <w:p>
             <w:pPr>
               <w:pStyle w:val="Compact"/>
+              <w:spacing w:before="0" w:after="0" w:line="240" w:lineRule="auto"/>
             </w:pPr>
             <w:r>
               <w:t xml:space="preserve">Linux, де потрібні знімки</w:t>
@@ -971,6 +1025,7 @@
           <w:p>
             <w:pPr>
               <w:pStyle w:val="Compact"/>
+              <w:spacing w:before="0" w:after="0" w:line="240" w:lineRule="auto"/>
             </w:pPr>
             <w:r>
               <w:t xml:space="preserve">знімки стану, стиснення, перевірка цілісності</w:t>
@@ -984,6 +1039,7 @@
           <w:p>
             <w:pPr>
               <w:pStyle w:val="Compact"/>
+              <w:spacing w:before="0" w:after="0" w:line="240" w:lineRule="auto"/>
             </w:pPr>
             <w:r>
               <w:t xml:space="preserve">XFS</w:t>
@@ -995,6 +1051,7 @@
           <w:p>
             <w:pPr>
               <w:pStyle w:val="Compact"/>
+              <w:spacing w:before="0" w:after="0" w:line="240" w:lineRule="auto"/>
             </w:pPr>
             <w:r>
               <w:t xml:space="preserve">великі файли, сервери</w:t>
@@ -1006,6 +1063,7 @@
           <w:p>
             <w:pPr>
               <w:pStyle w:val="Compact"/>
+              <w:spacing w:before="0" w:after="0" w:line="240" w:lineRule="auto"/>
             </w:pPr>
             <w:r>
               <w:t xml:space="preserve">добре працює з великими обсягами</w:t>
@@ -1019,6 +1077,7 @@
           <w:p>
             <w:pPr>
               <w:pStyle w:val="Compact"/>
+              <w:spacing w:before="0" w:after="0" w:line="240" w:lineRule="auto"/>
             </w:pPr>
             <w:r>
               <w:t xml:space="preserve">NTFS</w:t>
@@ -1030,6 +1089,7 @@
           <w:p>
             <w:pPr>
               <w:pStyle w:val="Compact"/>
+              <w:spacing w:before="0" w:after="0" w:line="240" w:lineRule="auto"/>
             </w:pPr>
             <w:r>
               <w:t xml:space="preserve">Windows</w:t>
@@ -1041,6 +1101,7 @@
           <w:p>
             <w:pPr>
               <w:pStyle w:val="Compact"/>
+              <w:spacing w:before="0" w:after="0" w:line="240" w:lineRule="auto"/>
             </w:pPr>
             <w:r>
               <w:t xml:space="preserve">журналювання, ACL, стиснення</w:t>
@@ -1054,6 +1115,7 @@
           <w:p>
             <w:pPr>
               <w:pStyle w:val="Compact"/>
+              <w:spacing w:before="0" w:after="0" w:line="240" w:lineRule="auto"/>
             </w:pPr>
             <w:r>
               <w:t xml:space="preserve">FAT32</w:t>
@@ -1065,6 +1127,7 @@
           <w:p>
             <w:pPr>
               <w:pStyle w:val="Compact"/>
+              <w:spacing w:before="0" w:after="0" w:line="240" w:lineRule="auto"/>
             </w:pPr>
             <w:r>
               <w:t xml:space="preserve">розділ EFI, змінні носії</w:t>
@@ -1076,6 +1139,7 @@
           <w:p>
             <w:pPr>
               <w:pStyle w:val="Compact"/>
+              <w:spacing w:before="0" w:after="0" w:line="240" w:lineRule="auto"/>
             </w:pPr>
             <w:r>
               <w:t xml:space="preserve">читає будь-яка система, файл до 4 ГБ</w:t>
@@ -2942,6 +3006,7 @@
           <w:p>
             <w:pPr>
               <w:pStyle w:val="Compact"/>
+              <w:spacing w:before="0" w:after="0" w:line="240" w:lineRule="auto"/>
             </w:pPr>
             <w:r>
               <w:t xml:space="preserve">№</w:t>
@@ -2953,6 +3018,7 @@
           <w:p>
             <w:pPr>
               <w:pStyle w:val="Compact"/>
+              <w:spacing w:before="0" w:after="0" w:line="240" w:lineRule="auto"/>
             </w:pPr>
             <w:r>
               <w:t xml:space="preserve">Система та режим</w:t>
@@ -2964,6 +3030,7 @@
           <w:p>
             <w:pPr>
               <w:pStyle w:val="Compact"/>
+              <w:spacing w:before="0" w:after="0" w:line="240" w:lineRule="auto"/>
             </w:pPr>
             <w:r>
               <w:t xml:space="preserve">Схема розмітки</w:t>
@@ -2975,6 +3042,7 @@
           <w:p>
             <w:pPr>
               <w:pStyle w:val="Compact"/>
+              <w:spacing w:before="0" w:after="0" w:line="240" w:lineRule="auto"/>
             </w:pPr>
             <w:r>
               <w:t xml:space="preserve">Додаткове завдання</w:t>
@@ -2988,6 +3056,7 @@
           <w:p>
             <w:pPr>
               <w:pStyle w:val="Compact"/>
+              <w:spacing w:before="0" w:after="0" w:line="240" w:lineRule="auto"/>
             </w:pPr>
             <w:r>
               <w:t xml:space="preserve">1</w:t>
@@ -2999,6 +3068,7 @@
           <w:p>
             <w:pPr>
               <w:pStyle w:val="Compact"/>
+              <w:spacing w:before="0" w:after="0" w:line="240" w:lineRule="auto"/>
             </w:pPr>
             <w:r>
               <w:t xml:space="preserve">Ubuntu, UEFI</w:t>
@@ -3010,6 +3080,7 @@
           <w:p>
             <w:pPr>
               <w:pStyle w:val="Compact"/>
+              <w:spacing w:before="0" w:after="0" w:line="240" w:lineRule="auto"/>
             </w:pPr>
             <w:r>
               <w:t xml:space="preserve">ESP 512M, / 15G, /home решта, swap 2G</w:t>
@@ -3021,6 +3092,7 @@
           <w:p>
             <w:pPr>
               <w:pStyle w:val="Compact"/>
+              <w:spacing w:before="0" w:after="0" w:line="240" w:lineRule="auto"/>
             </w:pPr>
             <w:r>
               <w:t xml:space="preserve">Виміряти час завантаження</w:t>
@@ -3034,6 +3106,7 @@
           <w:p>
             <w:pPr>
               <w:pStyle w:val="Compact"/>
+              <w:spacing w:before="0" w:after="0" w:line="240" w:lineRule="auto"/>
             </w:pPr>
             <w:r>
               <w:t xml:space="preserve">2</w:t>
@@ -3045,6 +3118,7 @@
           <w:p>
             <w:pPr>
               <w:pStyle w:val="Compact"/>
+              <w:spacing w:before="0" w:after="0" w:line="240" w:lineRule="auto"/>
             </w:pPr>
             <w:r>
               <w:t xml:space="preserve">Ubuntu, UEFI</w:t>
@@ -3056,6 +3130,7 @@
           <w:p>
             <w:pPr>
               <w:pStyle w:val="Compact"/>
+              <w:spacing w:before="0" w:after="0" w:line="240" w:lineRule="auto"/>
             </w:pPr>
             <w:r>
               <w:t xml:space="preserve">ESP 512M, / 20G, swap 2G, без /home</w:t>
@@ -3067,6 +3142,7 @@
           <w:p>
             <w:pPr>
               <w:pStyle w:val="Compact"/>
+              <w:spacing w:before="0" w:after="0" w:line="240" w:lineRule="auto"/>
             </w:pPr>
             <w:r>
               <w:t xml:space="preserve">Порівняти з варіантом 1 за гнучкістю</w:t>
@@ -3080,6 +3156,7 @@
           <w:p>
             <w:pPr>
               <w:pStyle w:val="Compact"/>
+              <w:spacing w:before="0" w:after="0" w:line="240" w:lineRule="auto"/>
             </w:pPr>
             <w:r>
               <w:t xml:space="preserve">3</w:t>
@@ -3091,6 +3168,7 @@
           <w:p>
             <w:pPr>
               <w:pStyle w:val="Compact"/>
+              <w:spacing w:before="0" w:after="0" w:line="240" w:lineRule="auto"/>
             </w:pPr>
             <w:r>
               <w:t xml:space="preserve">Ubuntu, Legacy BIOS</w:t>
@@ -3102,6 +3180,7 @@
           <w:p>
             <w:pPr>
               <w:pStyle w:val="Compact"/>
+              <w:spacing w:before="0" w:after="0" w:line="240" w:lineRule="auto"/>
             </w:pPr>
             <w:r>
               <w:t xml:space="preserve">/ 20G, swap 2G</w:t>
@@ -3113,6 +3192,7 @@
           <w:p>
             <w:pPr>
               <w:pStyle w:val="Compact"/>
+              <w:spacing w:before="0" w:after="0" w:line="240" w:lineRule="auto"/>
             </w:pPr>
             <w:r>
               <w:t xml:space="preserve">Пояснити відсутність ESP</w:t>
@@ -3126,6 +3206,7 @@
           <w:p>
             <w:pPr>
               <w:pStyle w:val="Compact"/>
+              <w:spacing w:before="0" w:after="0" w:line="240" w:lineRule="auto"/>
             </w:pPr>
             <w:r>
               <w:t xml:space="preserve">4</w:t>
@@ -3137,6 +3218,7 @@
           <w:p>
             <w:pPr>
               <w:pStyle w:val="Compact"/>
+              <w:spacing w:before="0" w:after="0" w:line="240" w:lineRule="auto"/>
             </w:pPr>
             <w:r>
               <w:t xml:space="preserve">Debian, UEFI</w:t>
@@ -3148,6 +3230,7 @@
           <w:p>
             <w:pPr>
               <w:pStyle w:val="Compact"/>
+              <w:spacing w:before="0" w:after="0" w:line="240" w:lineRule="auto"/>
             </w:pPr>
             <w:r>
               <w:t xml:space="preserve">ESP 512M, / 12G, /home 10G, swap 2G</w:t>
@@ -3159,6 +3242,7 @@
           <w:p>
             <w:pPr>
               <w:pStyle w:val="Compact"/>
+              <w:spacing w:before="0" w:after="0" w:line="240" w:lineRule="auto"/>
             </w:pPr>
             <w:r>
               <w:t xml:space="preserve">Налаштувати статичну IP-адресу</w:t>
@@ -3172,6 +3256,7 @@
           <w:p>
             <w:pPr>
               <w:pStyle w:val="Compact"/>
+              <w:spacing w:before="0" w:after="0" w:line="240" w:lineRule="auto"/>
             </w:pPr>
             <w:r>
               <w:t xml:space="preserve">5</w:t>
@@ -3183,6 +3268,7 @@
           <w:p>
             <w:pPr>
               <w:pStyle w:val="Compact"/>
+              <w:spacing w:before="0" w:after="0" w:line="240" w:lineRule="auto"/>
             </w:pPr>
             <w:r>
               <w:t xml:space="preserve">Ubuntu Server, UEFI</w:t>
@@ -3194,6 +3280,7 @@
           <w:p>
             <w:pPr>
               <w:pStyle w:val="Compact"/>
+              <w:spacing w:before="0" w:after="0" w:line="240" w:lineRule="auto"/>
             </w:pPr>
             <w:r>
               <w:t xml:space="preserve">ESP 512M, / 20G, swap 2G</w:t>
@@ -3205,6 +3292,7 @@
           <w:p>
             <w:pPr>
               <w:pStyle w:val="Compact"/>
+              <w:spacing w:before="0" w:after="0" w:line="240" w:lineRule="auto"/>
             </w:pPr>
             <w:r>
               <w:t xml:space="preserve">Встановити без графічного середовища</w:t>
@@ -3218,6 +3306,7 @@
           <w:p>
             <w:pPr>
               <w:pStyle w:val="Compact"/>
+              <w:spacing w:before="0" w:after="0" w:line="240" w:lineRule="auto"/>
             </w:pPr>
             <w:r>
               <w:t xml:space="preserve">6</w:t>
@@ -3229,6 +3318,7 @@
           <w:p>
             <w:pPr>
               <w:pStyle w:val="Compact"/>
+              <w:spacing w:before="0" w:after="0" w:line="240" w:lineRule="auto"/>
             </w:pPr>
             <w:r>
               <w:t xml:space="preserve">Ubuntu, UEFI, Btrfs</w:t>
@@ -3240,6 +3330,7 @@
           <w:p>
             <w:pPr>
               <w:pStyle w:val="Compact"/>
+              <w:spacing w:before="0" w:after="0" w:line="240" w:lineRule="auto"/>
             </w:pPr>
             <w:r>
               <w:t xml:space="preserve">ESP 512M, / 20G (Btrfs), swap 2G</w:t>
@@ -3251,6 +3342,7 @@
           <w:p>
             <w:pPr>
               <w:pStyle w:val="Compact"/>
+              <w:spacing w:before="0" w:after="0" w:line="240" w:lineRule="auto"/>
             </w:pPr>
             <w:r>
               <w:t xml:space="preserve">Створити знімок підтому</w:t>
@@ -3264,6 +3356,7 @@
           <w:p>
             <w:pPr>
               <w:pStyle w:val="Compact"/>
+              <w:spacing w:before="0" w:after="0" w:line="240" w:lineRule="auto"/>
             </w:pPr>
             <w:r>
               <w:t xml:space="preserve">7</w:t>
@@ -3275,6 +3368,7 @@
           <w:p>
             <w:pPr>
               <w:pStyle w:val="Compact"/>
+              <w:spacing w:before="0" w:after="0" w:line="240" w:lineRule="auto"/>
             </w:pPr>
             <w:r>
               <w:t xml:space="preserve">Ubuntu, UEFI</w:t>
@@ -3286,6 +3380,7 @@
           <w:p>
             <w:pPr>
               <w:pStyle w:val="Compact"/>
+              <w:spacing w:before="0" w:after="0" w:line="240" w:lineRule="auto"/>
             </w:pPr>
             <w:r>
               <w:t xml:space="preserve">ESP 512M, / 15G, /var 5G, swap 2G</w:t>
@@ -3297,6 +3392,7 @@
           <w:p>
             <w:pPr>
               <w:pStyle w:val="Compact"/>
+              <w:spacing w:before="0" w:after="0" w:line="240" w:lineRule="auto"/>
             </w:pPr>
             <w:r>
               <w:t xml:space="preserve">Пояснити винесення /var</w:t>
@@ -3310,6 +3406,7 @@
           <w:p>
             <w:pPr>
               <w:pStyle w:val="Compact"/>
+              <w:spacing w:before="0" w:after="0" w:line="240" w:lineRule="auto"/>
             </w:pPr>
             <w:r>
               <w:t xml:space="preserve">8</w:t>
@@ -3321,6 +3418,7 @@
           <w:p>
             <w:pPr>
               <w:pStyle w:val="Compact"/>
+              <w:spacing w:before="0" w:after="0" w:line="240" w:lineRule="auto"/>
             </w:pPr>
             <w:r>
               <w:t xml:space="preserve">Fedora, UEFI</w:t>
@@ -3332,6 +3430,7 @@
           <w:p>
             <w:pPr>
               <w:pStyle w:val="Compact"/>
+              <w:spacing w:before="0" w:after="0" w:line="240" w:lineRule="auto"/>
             </w:pPr>
             <w:r>
               <w:t xml:space="preserve">автоматична розмітка</w:t>
@@ -3343,6 +3442,7 @@
           <w:p>
             <w:pPr>
               <w:pStyle w:val="Compact"/>
+              <w:spacing w:before="0" w:after="0" w:line="240" w:lineRule="auto"/>
             </w:pPr>
             <w:r>
               <w:t xml:space="preserve">Описати, що обрав інсталятор і чому</w:t>
@@ -3356,6 +3456,7 @@
           <w:p>
             <w:pPr>
               <w:pStyle w:val="Compact"/>
+              <w:spacing w:before="0" w:after="0" w:line="240" w:lineRule="auto"/>
             </w:pPr>
             <w:r>
               <w:t xml:space="preserve">9</w:t>
@@ -3367,6 +3468,7 @@
           <w:p>
             <w:pPr>
               <w:pStyle w:val="Compact"/>
+              <w:spacing w:before="0" w:after="0" w:line="240" w:lineRule="auto"/>
             </w:pPr>
             <w:r>
               <w:t xml:space="preserve">Windows 10/11, UEFI</w:t>
@@ -3378,6 +3480,7 @@
           <w:p>
             <w:pPr>
               <w:pStyle w:val="Compact"/>
+              <w:spacing w:before="0" w:after="0" w:line="240" w:lineRule="auto"/>
             </w:pPr>
             <w:r>
               <w:t xml:space="preserve">автоматична розмітка</w:t>
@@ -3389,6 +3492,7 @@
           <w:p>
             <w:pPr>
               <w:pStyle w:val="Compact"/>
+              <w:spacing w:before="0" w:after="0" w:line="240" w:lineRule="auto"/>
             </w:pPr>
             <w:r>
               <w:t xml:space="preserve">Перелічити створені розділи</w:t>
@@ -3402,6 +3506,7 @@
           <w:p>
             <w:pPr>
               <w:pStyle w:val="Compact"/>
+              <w:spacing w:before="0" w:after="0" w:line="240" w:lineRule="auto"/>
             </w:pPr>
             <w:r>
               <w:t xml:space="preserve">10</w:t>
@@ -3413,6 +3518,7 @@
           <w:p>
             <w:pPr>
               <w:pStyle w:val="Compact"/>
+              <w:spacing w:before="0" w:after="0" w:line="240" w:lineRule="auto"/>
             </w:pPr>
             <w:r>
               <w:t xml:space="preserve">Ubuntu, UEFI, XFS</w:t>
@@ -3424,6 +3530,7 @@
           <w:p>
             <w:pPr>
               <w:pStyle w:val="Compact"/>
+              <w:spacing w:before="0" w:after="0" w:line="240" w:lineRule="auto"/>
             </w:pPr>
             <w:r>
               <w:t xml:space="preserve">ESP 512M, / 20G (XFS), swap 2G</w:t>
@@ -3435,6 +3542,7 @@
           <w:p>
             <w:pPr>
               <w:pStyle w:val="Compact"/>
+              <w:spacing w:before="0" w:after="0" w:line="240" w:lineRule="auto"/>
             </w:pPr>
             <w:r>
               <w:t xml:space="preserve">Порівняти XFS та ext4</w:t>
@@ -3448,6 +3556,7 @@
           <w:p>
             <w:pPr>
               <w:pStyle w:val="Compact"/>
+              <w:spacing w:before="0" w:after="0" w:line="240" w:lineRule="auto"/>
             </w:pPr>
             <w:r>
               <w:t xml:space="preserve">11</w:t>
@@ -3459,6 +3568,7 @@
           <w:p>
             <w:pPr>
               <w:pStyle w:val="Compact"/>
+              <w:spacing w:before="0" w:after="0" w:line="240" w:lineRule="auto"/>
             </w:pPr>
             <w:r>
               <w:t xml:space="preserve">Ubuntu, UEFI</w:t>
@@ -3470,6 +3580,7 @@
           <w:p>
             <w:pPr>
               <w:pStyle w:val="Compact"/>
+              <w:spacing w:before="0" w:after="0" w:line="240" w:lineRule="auto"/>
             </w:pPr>
             <w:r>
               <w:t xml:space="preserve">ESP 512M, / 15G, /home 8G, swap 1G</w:t>
@@ -3481,6 +3592,7 @@
           <w:p>
             <w:pPr>
               <w:pStyle w:val="Compact"/>
+              <w:spacing w:before="0" w:after="0" w:line="240" w:lineRule="auto"/>
             </w:pPr>
             <w:r>
               <w:t xml:space="preserve">Перевірити поведінку за малої підкачки</w:t>
@@ -3494,6 +3606,7 @@
           <w:p>
             <w:pPr>
               <w:pStyle w:val="Compact"/>
+              <w:spacing w:before="0" w:after="0" w:line="240" w:lineRule="auto"/>
             </w:pPr>
             <w:r>
               <w:t xml:space="preserve">12</w:t>
@@ -3505,6 +3618,7 @@
           <w:p>
             <w:pPr>
               <w:pStyle w:val="Compact"/>
+              <w:spacing w:before="0" w:after="0" w:line="240" w:lineRule="auto"/>
             </w:pPr>
             <w:r>
               <w:t xml:space="preserve">Debian, Legacy BIOS</w:t>
@@ -3516,6 +3630,7 @@
           <w:p>
             <w:pPr>
               <w:pStyle w:val="Compact"/>
+              <w:spacing w:before="0" w:after="0" w:line="240" w:lineRule="auto"/>
             </w:pPr>
             <w:r>
               <w:t xml:space="preserve">/ 18G, swap 2G, /home 4G</w:t>
@@ -3527,6 +3642,7 @@
           <w:p>
             <w:pPr>
               <w:pStyle w:val="Compact"/>
+              <w:spacing w:before="0" w:after="0" w:line="240" w:lineRule="auto"/>
             </w:pPr>
             <w:r>
               <w:t xml:space="preserve">Пояснити розміщення завантажувача</w:t>
@@ -3540,6 +3656,7 @@
           <w:p>
             <w:pPr>
               <w:pStyle w:val="Compact"/>
+              <w:spacing w:before="0" w:after="0" w:line="240" w:lineRule="auto"/>
             </w:pPr>
             <w:r>
               <w:t xml:space="preserve">13</w:t>
@@ -3551,6 +3668,7 @@
           <w:p>
             <w:pPr>
               <w:pStyle w:val="Compact"/>
+              <w:spacing w:before="0" w:after="0" w:line="240" w:lineRule="auto"/>
             </w:pPr>
             <w:r>
               <w:t xml:space="preserve">Ubuntu, UEFI</w:t>
@@ -3562,6 +3680,7 @@
           <w:p>
             <w:pPr>
               <w:pStyle w:val="Compact"/>
+              <w:spacing w:before="0" w:after="0" w:line="240" w:lineRule="auto"/>
             </w:pPr>
             <w:r>
               <w:t xml:space="preserve">ESP 512M, / 20G, без swap</w:t>
@@ -3573,6 +3692,7 @@
           <w:p>
             <w:pPr>
               <w:pStyle w:val="Compact"/>
+              <w:spacing w:before="0" w:after="0" w:line="240" w:lineRule="auto"/>
             </w:pPr>
             <w:r>
               <w:t xml:space="preserve">Налаштувати файл підкачки замість розділу</w:t>
@@ -3586,6 +3706,7 @@
           <w:p>
             <w:pPr>
               <w:pStyle w:val="Compact"/>
+              <w:spacing w:before="0" w:after="0" w:line="240" w:lineRule="auto"/>
             </w:pPr>
             <w:r>
               <w:t xml:space="preserve">14</w:t>
@@ -3597,6 +3718,7 @@
           <w:p>
             <w:pPr>
               <w:pStyle w:val="Compact"/>
+              <w:spacing w:before="0" w:after="0" w:line="240" w:lineRule="auto"/>
             </w:pPr>
             <w:r>
               <w:t xml:space="preserve">Ubuntu Server, UEFI</w:t>
@@ -3608,6 +3730,7 @@
           <w:p>
             <w:pPr>
               <w:pStyle w:val="Compact"/>
+              <w:spacing w:before="0" w:after="0" w:line="240" w:lineRule="auto"/>
             </w:pPr>
             <w:r>
               <w:t xml:space="preserve">ESP 512M, / 12G, /srv 10G, swap 2G</w:t>
@@ -3619,6 +3742,7 @@
           <w:p>
             <w:pPr>
               <w:pStyle w:val="Compact"/>
+              <w:spacing w:before="0" w:after="0" w:line="240" w:lineRule="auto"/>
             </w:pPr>
             <w:r>
               <w:t xml:space="preserve">Описати призначення /srv</w:t>
@@ -3632,6 +3756,7 @@
           <w:p>
             <w:pPr>
               <w:pStyle w:val="Compact"/>
+              <w:spacing w:before="0" w:after="0" w:line="240" w:lineRule="auto"/>
             </w:pPr>
             <w:r>
               <w:t xml:space="preserve">15</w:t>
@@ -3643,6 +3768,7 @@
           <w:p>
             <w:pPr>
               <w:pStyle w:val="Compact"/>
+              <w:spacing w:before="0" w:after="0" w:line="240" w:lineRule="auto"/>
             </w:pPr>
             <w:r>
               <w:t xml:space="preserve">Ubuntu, UEFI, шифрування</w:t>
@@ -3654,6 +3780,7 @@
           <w:p>
             <w:pPr>
               <w:pStyle w:val="Compact"/>
+              <w:spacing w:before="0" w:after="0" w:line="240" w:lineRule="auto"/>
             </w:pPr>
             <w:r>
               <w:t xml:space="preserve">ESP 512M, шифрований / 20G, swap 2G</w:t>
@@ -3665,6 +3792,7 @@
           <w:p>
             <w:pPr>
               <w:pStyle w:val="Compact"/>
+              <w:spacing w:before="0" w:after="0" w:line="240" w:lineRule="auto"/>
             </w:pPr>
             <w:r>
               <w:t xml:space="preserve">Пояснити, що питає система при старті</w:t>
@@ -3678,6 +3806,7 @@
           <w:p>
             <w:pPr>
               <w:pStyle w:val="Compact"/>
+              <w:spacing w:before="0" w:after="0" w:line="240" w:lineRule="auto"/>
             </w:pPr>
             <w:r>
               <w:t xml:space="preserve">16</w:t>
@@ -3689,6 +3818,7 @@
           <w:p>
             <w:pPr>
               <w:pStyle w:val="Compact"/>
+              <w:spacing w:before="0" w:after="0" w:line="240" w:lineRule="auto"/>
             </w:pPr>
             <w:r>
               <w:t xml:space="preserve">Linux Mint, UEFI</w:t>
@@ -3700,6 +3830,7 @@
           <w:p>
             <w:pPr>
               <w:pStyle w:val="Compact"/>
+              <w:spacing w:before="0" w:after="0" w:line="240" w:lineRule="auto"/>
             </w:pPr>
             <w:r>
               <w:t xml:space="preserve">ESP 512M, / 15G, /home решта</w:t>
@@ -3711,6 +3842,7 @@
           <w:p>
             <w:pPr>
               <w:pStyle w:val="Compact"/>
+              <w:spacing w:before="0" w:after="0" w:line="240" w:lineRule="auto"/>
             </w:pPr>
             <w:r>
               <w:t xml:space="preserve">Порівняти інсталятор з Ubuntu</w:t>
@@ -3724,6 +3856,7 @@
           <w:p>
             <w:pPr>
               <w:pStyle w:val="Compact"/>
+              <w:spacing w:before="0" w:after="0" w:line="240" w:lineRule="auto"/>
             </w:pPr>
             <w:r>
               <w:t xml:space="preserve">17</w:t>
@@ -3735,6 +3868,7 @@
           <w:p>
             <w:pPr>
               <w:pStyle w:val="Compact"/>
+              <w:spacing w:before="0" w:after="0" w:line="240" w:lineRule="auto"/>
             </w:pPr>
             <w:r>
               <w:t xml:space="preserve">Ubuntu, UEFI, два диски</w:t>
@@ -3746,6 +3880,7 @@
           <w:p>
             <w:pPr>
               <w:pStyle w:val="Compact"/>
+              <w:spacing w:before="0" w:after="0" w:line="240" w:lineRule="auto"/>
             </w:pPr>
             <w:r>
               <w:t xml:space="preserve">диск 1: система, диск 2: /home</w:t>
@@ -3757,6 +3892,7 @@
           <w:p>
             <w:pPr>
               <w:pStyle w:val="Compact"/>
+              <w:spacing w:before="0" w:after="0" w:line="240" w:lineRule="auto"/>
             </w:pPr>
             <w:r>
               <w:t xml:space="preserve">Описати запис у /etc/fstab</w:t>
@@ -3770,6 +3906,7 @@
           <w:p>
             <w:pPr>
               <w:pStyle w:val="Compact"/>
+              <w:spacing w:before="0" w:after="0" w:line="240" w:lineRule="auto"/>
             </w:pPr>
             <w:r>
               <w:t xml:space="preserve">18</w:t>
@@ -3781,6 +3918,7 @@
           <w:p>
             <w:pPr>
               <w:pStyle w:val="Compact"/>
+              <w:spacing w:before="0" w:after="0" w:line="240" w:lineRule="auto"/>
             </w:pPr>
             <w:r>
               <w:t xml:space="preserve">Ubuntu, UEFI</w:t>
@@ -3792,6 +3930,7 @@
           <w:p>
             <w:pPr>
               <w:pStyle w:val="Compact"/>
+              <w:spacing w:before="0" w:after="0" w:line="240" w:lineRule="auto"/>
             </w:pPr>
             <w:r>
               <w:t xml:space="preserve">ESP 512M, / 20G, swap 4G</w:t>
@@ -3803,6 +3942,7 @@
           <w:p>
             <w:pPr>
               <w:pStyle w:val="Compact"/>
+              <w:spacing w:before="0" w:after="0" w:line="240" w:lineRule="auto"/>
             </w:pPr>
             <w:r>
               <w:t xml:space="preserve">Перевірити, скільки swap реально зайнято</w:t>
@@ -3816,6 +3956,7 @@
           <w:p>
             <w:pPr>
               <w:pStyle w:val="Compact"/>
+              <w:spacing w:before="0" w:after="0" w:line="240" w:lineRule="auto"/>
             </w:pPr>
             <w:r>
               <w:t xml:space="preserve">19</w:t>
@@ -3827,6 +3968,7 @@
           <w:p>
             <w:pPr>
               <w:pStyle w:val="Compact"/>
+              <w:spacing w:before="0" w:after="0" w:line="240" w:lineRule="auto"/>
             </w:pPr>
             <w:r>
               <w:t xml:space="preserve">Debian, UEFI, мінімальна</w:t>
@@ -3838,6 +3980,7 @@
           <w:p>
             <w:pPr>
               <w:pStyle w:val="Compact"/>
+              <w:spacing w:before="0" w:after="0" w:line="240" w:lineRule="auto"/>
             </w:pPr>
             <w:r>
               <w:t xml:space="preserve">ESP 512M, / 10G, swap 1G</w:t>
@@ -3849,6 +3992,7 @@
           <w:p>
             <w:pPr>
               <w:pStyle w:val="Compact"/>
+              <w:spacing w:before="0" w:after="0" w:line="240" w:lineRule="auto"/>
             </w:pPr>
             <w:r>
               <w:t xml:space="preserve">Виміряти обсяг зайнятого місця після інсталяції</w:t>
@@ -3862,6 +4006,7 @@
           <w:p>
             <w:pPr>
               <w:pStyle w:val="Compact"/>
+              <w:spacing w:before="0" w:after="0" w:line="240" w:lineRule="auto"/>
             </w:pPr>
             <w:r>
               <w:t xml:space="preserve">20</w:t>
@@ -3873,6 +4018,7 @@
           <w:p>
             <w:pPr>
               <w:pStyle w:val="Compact"/>
+              <w:spacing w:before="0" w:after="0" w:line="240" w:lineRule="auto"/>
             </w:pPr>
             <w:r>
               <w:t xml:space="preserve">Ubuntu, UEFI</w:t>
@@ -3884,6 +4030,7 @@
           <w:p>
             <w:pPr>
               <w:pStyle w:val="Compact"/>
+              <w:spacing w:before="0" w:after="0" w:line="240" w:lineRule="auto"/>
             </w:pPr>
             <w:r>
               <w:t xml:space="preserve">ESP 512M, / 15G, /home 8G, swap 2G</w:t>
@@ -3895,6 +4042,7 @@
           <w:p>
             <w:pPr>
               <w:pStyle w:val="Compact"/>
+              <w:spacing w:before="0" w:after="0" w:line="240" w:lineRule="auto"/>
             </w:pPr>
             <w:r>
               <w:t xml:space="preserve">Змінити назву комп’ютера після інсталяції</w:t>
@@ -4309,7 +4457,7 @@
     <w:multiLevelType w:val="multilevel"/>
     <w:lvl w:ilvl="0">
       <w:numFmt w:val="bullet"/>
-      <w:lvlText w:val="–"/>
+      <w:lvlText w:val=" "/>
       <w:lvlJc w:val="left"/>
       <w:pPr>
         <w:ind w:left="1134" w:hanging="425"/>
@@ -4317,7 +4465,7 @@
     </w:lvl>
     <w:lvl w:ilvl="1">
       <w:numFmt w:val="bullet"/>
-      <w:lvlText w:val="–"/>
+      <w:lvlText w:val=" "/>
       <w:lvlJc w:val="left"/>
       <w:pPr>
         <w:ind w:left="1701" w:hanging="425"/>
@@ -4325,7 +4473,7 @@
     </w:lvl>
     <w:lvl w:ilvl="2">
       <w:numFmt w:val="bullet"/>
-      <w:lvlText w:val="–"/>
+      <w:lvlText w:val=" "/>
       <w:lvlJc w:val="left"/>
       <w:pPr>
         <w:ind w:left="2268" w:hanging="425"/>
@@ -4333,7 +4481,7 @@
     </w:lvl>
     <w:lvl w:ilvl="3">
       <w:numFmt w:val="bullet"/>
-      <w:lvlText w:val="–"/>
+      <w:lvlText w:val=" "/>
       <w:lvlJc w:val="left"/>
       <w:pPr>
         <w:ind w:left="2835" w:hanging="425"/>
@@ -4341,7 +4489,7 @@
     </w:lvl>
     <w:lvl w:ilvl="4">
       <w:numFmt w:val="bullet"/>
-      <w:lvlText w:val="–"/>
+      <w:lvlText w:val=" "/>
       <w:lvlJc w:val="left"/>
       <w:pPr>
         <w:ind w:left="3402" w:hanging="425"/>
@@ -4349,7 +4497,7 @@
     </w:lvl>
     <w:lvl w:ilvl="5">
       <w:numFmt w:val="bullet"/>
-      <w:lvlText w:val="–"/>
+      <w:lvlText w:val=" "/>
       <w:lvlJc w:val="left"/>
       <w:pPr>
         <w:ind w:left="3969" w:hanging="425"/>
@@ -4357,7 +4505,7 @@
     </w:lvl>
     <w:lvl w:ilvl="6">
       <w:numFmt w:val="bullet"/>
-      <w:lvlText w:val="–"/>
+      <w:lvlText w:val=" "/>
       <w:lvlJc w:val="left"/>
       <w:pPr>
         <w:ind w:left="4536" w:hanging="425"/>
@@ -4365,7 +4513,7 @@
     </w:lvl>
     <w:lvl w:ilvl="7">
       <w:numFmt w:val="bullet"/>
-      <w:lvlText w:val="–"/>
+      <w:lvlText w:val=" "/>
       <w:lvlJc w:val="left"/>
       <w:pPr>
         <w:ind w:left="5103" w:hanging="425"/>
@@ -4373,7 +4521,7 @@
     </w:lvl>
     <w:lvl w:ilvl="8">
       <w:numFmt w:val="bullet"/>
-      <w:lvlText w:val="–"/>
+      <w:lvlText w:val=" "/>
       <w:lvlJc w:val="left"/>
       <w:pPr>
         <w:ind w:left="5670" w:hanging="425"/>
@@ -5409,6 +5557,31 @@
       </w:tblCellMar>
     </w:tblPr>
   </w:style>
+  <w:style w:customStyle="1" w:styleId="Conclusion" w:type="paragraph">
+    <w:name w:val="Conclusion"/>
+    <w:basedOn w:val="BodyText"/>
+    <w:next w:val="BodyText"/>
+    <w:qFormat/>
+    <w:pPr>
+      <w:keepNext/>
+      <w:spacing w:after="0" w:before="240" w:line="312" w:lineRule="auto"/>
+    </w:pPr>
+  </w:style>
+  <w:style w:styleId="Header" w:type="paragraph">
+    <w:name w:val="header"/>
+    <w:basedOn w:val="Normal"/>
+    <w:qFormat/>
+    <w:pPr>
+      <w:spacing w:after="0" w:before="0" w:line="240" w:lineRule="auto"/>
+      <w:ind w:firstLine="0"/>
+      <w:jc w:val="right"/>
+    </w:pPr>
+    <w:rPr>
+      <w:rFonts w:ascii="Times New Roman" w:cs="Times New Roman" w:eastAsia="Times New Roman" w:hAnsi="Times New Roman"/>
+      <w:sz w:val="28"/>
+      <w:szCs w:val="28"/>
+    </w:rPr>
+  </w:style>
   <w:style w:type="paragraph" w:customStyle="1" w:styleId="TableCaption">
     <w:name w:val="TableCaption"/>
     <w:basedOn w:val="BodyText"/>
